--- a/Transition_Team_Kitchen_Safety.docx
+++ b/Transition_Team_Kitchen_Safety.docx
@@ -2,160 +2,418 @@
 <file path=word/document.xml><?xml version="1.0" encoding="utf-8"?>
 <w:document xmlns:wpc="http://schemas.microsoft.com/office/word/2010/wordprocessingCanvas" xmlns:mo="http://schemas.microsoft.com/office/mac/office/2008/main" xmlns:mc="http://schemas.openxmlformats.org/markup-compatibility/2006" xmlns:mv="urn:schemas-microsoft-com:mac:vml" xmlns:o="urn:schemas-microsoft-com:office:office" xmlns:r="http://schemas.openxmlformats.org/officeDocument/2006/relationships" xmlns:m="http://schemas.openxmlformats.org/officeDocument/2006/math" xmlns:v="urn:schemas-microsoft-com:vml" xmlns:wp14="http://schemas.microsoft.com/office/word/2010/wordprocessingDrawing" xmlns:wp="http://schemas.openxmlformats.org/drawingml/2006/wordprocessingDrawing" xmlns:w10="urn:schemas-microsoft-com:office:word" xmlns:w="http://schemas.openxmlformats.org/wordprocessingml/2006/main" xmlns:w14="http://schemas.microsoft.com/office/word/2010/wordml" xmlns:wpg="http://schemas.microsoft.com/office/word/2010/wordprocessingGroup" xmlns:wpi="http://schemas.microsoft.com/office/word/2010/wordprocessingInk" xmlns:wne="http://schemas.microsoft.com/office/word/2006/wordml" xmlns:wps="http://schemas.microsoft.com/office/word/2010/wordprocessingShape" mc:Ignorable="w14 wp14">
   <w:body>
-    <w:p>
-      <w:pPr>
-        <w:jc w:val="center"/>
-      </w:pPr>
-      <w:r>
-        <w:rPr>
-          <w:b/>
-          <w:color w:val="D96C9F"/>
-          <w:sz w:val="40"/>
-        </w:rPr>
-        <w:t>TRANSITION TEAM ♡</w:t>
-      </w:r>
-    </w:p>
-    <w:p>
-      <w:pPr>
-        <w:jc w:val="center"/>
-      </w:pPr>
-      <w:r>
-        <w:rPr>
-          <w:b/>
-          <w:color w:val="5A2942"/>
-          <w:sz w:val="32"/>
-        </w:rPr>
-        <w:t>Kitchen Safety: Safe or Unsafe?</w:t>
-      </w:r>
-    </w:p>
-    <w:p>
-      <w:pPr>
-        <w:jc w:val="center"/>
-      </w:pPr>
-      <w:r>
-        <w:rPr>
-          <w:color w:val="787878"/>
-          <w:sz w:val="18"/>
-        </w:rPr>
-        <w:t>INDEPENDENT LIVING</w:t>
-      </w:r>
-    </w:p>
     <w:tbl>
       <w:tblPr>
         <w:tblW w:type="auto" w:w="0"/>
-        <w:tblLayout w:type="autofit"/>
+        <w:jc w:val="center"/>
+        <w:tblLayout w:type="fixed"/>
         <w:tblLook w:firstColumn="1" w:firstRow="1" w:lastColumn="0" w:lastRow="0" w:noHBand="0" w:noVBand="1" w:val="04A0"/>
       </w:tblPr>
       <w:tblGrid>
-        <w:gridCol w:w="10368"/>
+        <w:gridCol w:w="1440"/>
+        <w:gridCol w:w="9216"/>
       </w:tblGrid>
       <w:tr>
         <w:tc>
           <w:tcPr>
-            <w:tcW w:type="dxa" w:w="10368"/>
-            <w:shd w:fill="FCE8F1"/>
+            <w:tcW w:type="dxa" w:w="5328"/>
+            <w:shd w:fill="0B4F9E"/>
+          </w:tcPr>
+          <w:p>
+            <w:pPr>
+              <w:jc w:val="center"/>
+            </w:pPr>
+            <w:r>
+              <w:rPr>
+                <w:b/>
+                <w:color w:val="FFFFFF"/>
+                <w:sz w:val="52"/>
+              </w:rPr>
+              <w:t>⚠️</w:t>
+            </w:r>
+          </w:p>
+        </w:tc>
+        <w:tc>
+          <w:tcPr>
+            <w:tcW w:type="dxa" w:w="5328"/>
+            <w:shd w:fill="F7C4D8"/>
           </w:tcPr>
           <w:p>
             <w:r>
               <w:rPr>
                 <w:b/>
-                <w:color w:val="5A2942"/>
+                <w:color w:val="082F65"/>
+                <w:sz w:val="44"/>
               </w:rPr>
-              <w:t>HOW TO USE THIS ACTIVITY</w:t>
+              <w:t>Kitchen Safety • Spot the Risk</w:t>
             </w:r>
           </w:p>
           <w:p>
             <w:r>
-              <w:t>• Read each situation. Student marks SAFE or UNSAFE and explains why. Review correct safety practice together.</w:t>
-            </w:r>
-          </w:p>
-          <w:p>
-            <w:r>
-              <w:t>• Use as a pre-cooking lesson before any hands-on food activity.</w:t>
+              <w:rPr>
+                <w:i/>
+                <w:sz w:val="20"/>
+              </w:rPr>
+              <w:t>Cooking &amp; Independent Living • full 30-minute activity</w:t>
             </w:r>
           </w:p>
         </w:tc>
       </w:tr>
     </w:tbl>
     <w:p/>
+    <w:tbl>
+      <w:tblPr>
+        <w:tblW w:type="auto" w:w="0"/>
+        <w:jc w:val="center"/>
+        <w:tblLook w:firstColumn="1" w:firstRow="1" w:lastColumn="0" w:lastRow="0" w:noHBand="0" w:noVBand="1" w:val="04A0"/>
+      </w:tblPr>
+      <w:tblGrid>
+        <w:gridCol w:w="10656"/>
+      </w:tblGrid>
+      <w:tr>
+        <w:tc>
+          <w:tcPr>
+            <w:tcW w:type="dxa" w:w="10656"/>
+            <w:shd w:fill="EAF2FB"/>
+            <w:tcMar>
+              <w:top w:w="120" w:type="dxa"/>
+              <w:start w:w="140" w:type="dxa"/>
+              <w:bottom w:w="120" w:type="dxa"/>
+              <w:end w:w="140" w:type="dxa"/>
+            </w:tcMar>
+          </w:tcPr>
+          <w:p>
+            <w:r>
+              <w:rPr>
+                <w:b/>
+                <w:color w:val="0B4F9E"/>
+              </w:rPr>
+              <w:t>FOR STAFF • 30-MINUTE SESSION</w:t>
+            </w:r>
+          </w:p>
+          <w:p>
+            <w:r>
+              <w:rPr>
+                <w:b/>
+              </w:rPr>
+              <w:t xml:space="preserve">Purpose: </w:t>
+            </w:r>
+            <w:r>
+              <w:t>Identify common kitchen hazards and explain safer choices.</w:t>
+            </w:r>
+          </w:p>
+          <w:p>
+            <w:r>
+              <w:rPr>
+                <w:b/>
+              </w:rPr>
+              <w:t xml:space="preserve">Materials: </w:t>
+            </w:r>
+            <w:r>
+              <w:t>This packet; optional colored pencils/highlighters.</w:t>
+            </w:r>
+          </w:p>
+          <w:p>
+            <w:r>
+              <w:rPr>
+                <w:b/>
+              </w:rPr>
+              <w:t xml:space="preserve">Easy flow: </w:t>
+            </w:r>
+            <w:r>
+              <w:t>5 min safety warm-up • 15 min scenarios • 5 min rank risks • 5 min reflection.</w:t>
+            </w:r>
+          </w:p>
+        </w:tc>
+      </w:tr>
+    </w:tbl>
+    <w:p>
+      <w:pPr>
+        <w:pStyle w:val="Heading1"/>
+      </w:pPr>
+      <w:r>
+        <w:t>Safe, Unsafe, or It Depends?</w:t>
+      </w:r>
+    </w:p>
     <w:p>
       <w:r>
-        <w:rPr>
-          <w:b/>
-          <w:color w:val="5A2942"/>
-        </w:rPr>
-        <w:t>Situations:</w:t>
+        <w:t>Pan handle sticking over the edge of the stove.</w:t>
       </w:r>
+    </w:p>
+    <w:p>
       <w:r>
-        <w:t xml:space="preserve"> raw chicken on the same board as salad; washing hands before cooking; leaving a pan handle sticking over the edge; using oven mitts; walking away from hot oil; checking food before eating; putting leftovers away promptly; plugging an appliance in with wet hands.</w:t>
+        <w:t>☐ SAFE   ☐ UNSAFE   ☐ IT DEPENDS     Why? __________________________</w:t>
+      </w:r>
+    </w:p>
+    <w:p>
+      <w:r>
+        <w:t>Wet towel beside a hot burner.</w:t>
+      </w:r>
+    </w:p>
+    <w:p>
+      <w:r>
+        <w:t>☐ SAFE   ☐ UNSAFE   ☐ IT DEPENDS     Why? __________________________</w:t>
+      </w:r>
+    </w:p>
+    <w:p>
+      <w:r>
+        <w:t>Raw chicken cutting board reused for vegetables without washing.</w:t>
+      </w:r>
+    </w:p>
+    <w:p>
+      <w:r>
+        <w:t>☐ SAFE   ☐ UNSAFE   ☐ IT DEPENDS     Why? __________________________</w:t>
+      </w:r>
+    </w:p>
+    <w:p>
+      <w:r>
+        <w:t>Long hair hanging near a flame.</w:t>
+      </w:r>
+    </w:p>
+    <w:p>
+      <w:r>
+        <w:t>☐ SAFE   ☐ UNSAFE   ☐ IT DEPENDS     Why? __________________________</w:t>
+      </w:r>
+    </w:p>
+    <w:p>
+      <w:r>
+        <w:t>Metal spoon placed in microwave.</w:t>
+      </w:r>
+    </w:p>
+    <w:p>
+      <w:r>
+        <w:t>☐ SAFE   ☐ UNSAFE   ☐ IT DEPENDS     Why? __________________________</w:t>
+      </w:r>
+    </w:p>
+    <w:p>
+      <w:r>
+        <w:t>Checking food with clean hands and a thermometer.</w:t>
+      </w:r>
+    </w:p>
+    <w:p>
+      <w:r>
+        <w:t>☐ SAFE   ☐ UNSAFE   ☐ IT DEPENDS     Why? __________________________</w:t>
+      </w:r>
+    </w:p>
+    <w:p>
+      <w:r>
+        <w:t>Using oven mitts to remove a hot pan.</w:t>
+      </w:r>
+    </w:p>
+    <w:p>
+      <w:r>
+        <w:t>☐ SAFE   ☐ UNSAFE   ☐ IT DEPENDS     Why? __________________________</w:t>
+      </w:r>
+    </w:p>
+    <w:p>
+      <w:r>
+        <w:t>Leaving the kitchen while oil heats in a skillet.</w:t>
+      </w:r>
+    </w:p>
+    <w:p>
+      <w:r>
+        <w:t>☐ SAFE   ☐ UNSAFE   ☐ IT DEPENDS     Why? __________________________</w:t>
+      </w:r>
+    </w:p>
+    <w:p>
+      <w:r>
+        <w:t>Wiping a spill off the floor quickly.</w:t>
+      </w:r>
+    </w:p>
+    <w:p>
+      <w:r>
+        <w:t>☐ SAFE   ☐ UNSAFE   ☐ IT DEPENDS     Why? __________________________</w:t>
+      </w:r>
+    </w:p>
+    <w:p>
+      <w:r>
+        <w:t>Plugging in an appliance with wet hands.</w:t>
+      </w:r>
+    </w:p>
+    <w:p>
+      <w:r>
+        <w:t>☐ SAFE   ☐ UNSAFE   ☐ IT DEPENDS     Why? __________________________</w:t>
+      </w:r>
+    </w:p>
+    <w:p>
+      <w:r>
+        <w:br w:type="page"/>
+      </w:r>
+    </w:p>
+    <w:p>
+      <w:pPr>
+        <w:pStyle w:val="Heading1"/>
+      </w:pPr>
+      <w:r>
+        <w:t>Emergency Thinking</w:t>
+      </w:r>
+    </w:p>
+    <w:p>
+      <w:pPr>
+        <w:pStyle w:val="Heading2"/>
+      </w:pPr>
+      <w:r>
+        <w:t>Grease in a pan catches fire.</w:t>
       </w:r>
     </w:p>
     <w:p>
       <w:r>
         <w:rPr>
           <w:b/>
-          <w:color w:val="5A2942"/>
         </w:rPr>
-        <w:t>My 5 kitchen safety rules:</w:t>
+        <w:t xml:space="preserve">First safe action: </w:t>
       </w:r>
       <w:r>
-        <w:t xml:space="preserve"> 1___ 2___ 3___ 4___ 5___.</w:t>
-      </w:r>
-    </w:p>
-    <w:p/>
-    <w:p>
-      <w:r>
-        <w:t>Student: ______________________________    Date: ______________</w:t>
+        <w:t>______________________________________________________________________________</w:t>
       </w:r>
     </w:p>
     <w:p>
       <w:r>
-        <w:t>Notes / Reflection:</w:t>
+        <w:rPr>
+          <w:b/>
+        </w:rPr>
+        <w:t xml:space="preserve">First safe action: </w:t>
+      </w:r>
+      <w:r>
+        <w:t>______________________________________________________________________________</w:t>
+      </w:r>
+    </w:p>
+    <w:p>
+      <w:pPr>
+        <w:pStyle w:val="Heading2"/>
+      </w:pPr>
+      <w:r>
+        <w:t>You cut your finger while chopping.</w:t>
       </w:r>
     </w:p>
     <w:p>
       <w:r>
-        <w:t>________________________________________________________________________________</w:t>
+        <w:rPr>
+          <w:b/>
+        </w:rPr>
+        <w:t xml:space="preserve">First safe action: </w:t>
+      </w:r>
+      <w:r>
+        <w:t>______________________________________________________________________________</w:t>
       </w:r>
     </w:p>
     <w:p>
       <w:r>
-        <w:t>________________________________________________________________________________</w:t>
+        <w:rPr>
+          <w:b/>
+        </w:rPr>
+        <w:t xml:space="preserve">First safe action: </w:t>
+      </w:r>
+      <w:r>
+        <w:t>______________________________________________________________________________</w:t>
+      </w:r>
+    </w:p>
+    <w:p>
+      <w:pPr>
+        <w:pStyle w:val="Heading2"/>
+      </w:pPr>
+      <w:r>
+        <w:t>You smell gas.</w:t>
       </w:r>
     </w:p>
     <w:p>
       <w:r>
-        <w:t>________________________________________________________________________________</w:t>
+        <w:rPr>
+          <w:b/>
+        </w:rPr>
+        <w:t xml:space="preserve">First safe action: </w:t>
+      </w:r>
+      <w:r>
+        <w:t>______________________________________________________________________________</w:t>
       </w:r>
     </w:p>
     <w:p>
       <w:r>
-        <w:t>________________________________________________________________________________</w:t>
+        <w:rPr>
+          <w:b/>
+        </w:rPr>
+        <w:t xml:space="preserve">First safe action: </w:t>
+      </w:r>
+      <w:r>
+        <w:t>______________________________________________________________________________</w:t>
+      </w:r>
+    </w:p>
+    <w:p>
+      <w:pPr>
+        <w:pStyle w:val="Heading2"/>
+      </w:pPr>
+      <w:r>
+        <w:t>Someone gets a serious burn.</w:t>
+      </w:r>
+    </w:p>
+    <w:p>
+      <w:r>
+        <w:rPr>
+          <w:b/>
+        </w:rPr>
+        <w:t xml:space="preserve">First safe action: </w:t>
+      </w:r>
+      <w:r>
+        <w:t>______________________________________________________________________________</w:t>
+      </w:r>
+    </w:p>
+    <w:p>
+      <w:r>
+        <w:rPr>
+          <w:b/>
+        </w:rPr>
+        <w:t xml:space="preserve">First safe action: </w:t>
+      </w:r>
+      <w:r>
+        <w:t>______________________________________________________________________________</w:t>
+      </w:r>
+    </w:p>
+    <w:p>
+      <w:pPr>
+        <w:pStyle w:val="Heading2"/>
+      </w:pPr>
+      <w:r>
+        <w:t>Wrap-Up • Get Them Talking</w:t>
+      </w:r>
+    </w:p>
+    <w:p>
+      <w:r>
+        <w:t>💬 Which kitchen risk is easiest to forget?</w:t>
+      </w:r>
+    </w:p>
+    <w:p>
+      <w:r>
+        <w:t>____________________________________________________________________________</w:t>
+      </w:r>
+    </w:p>
+    <w:p>
+      <w:r>
+        <w:t>💬 Why can rushing make cooking less safe?</w:t>
+      </w:r>
+    </w:p>
+    <w:p>
+      <w:r>
+        <w:t>____________________________________________________________________________</w:t>
+      </w:r>
+    </w:p>
+    <w:p>
+      <w:r>
+        <w:t>💬 What safety rule would you teach someone younger than you?</w:t>
+      </w:r>
+    </w:p>
+    <w:p>
+      <w:r>
+        <w:t>____________________________________________________________________________</w:t>
       </w:r>
     </w:p>
     <w:sectPr>
-      <w:footerReference w:type="default" r:id="rId9"/>
       <w:pgSz w:w="12240" w:h="15840"/>
-      <w:pgMar w:top="792" w:right="936" w:bottom="792" w:left="936" w:header="720" w:footer="720" w:gutter="0"/>
+      <w:pgMar w:top="648" w:right="792" w:bottom="648" w:left="792" w:header="720" w:footer="720" w:gutter="0"/>
       <w:cols w:space="720"/>
       <w:docGrid w:linePitch="360"/>
     </w:sectPr>
   </w:body>
 </w:document>
-</file>
-
-<file path=word/footer1.xml><?xml version="1.0" encoding="utf-8"?>
-<w:ftr xmlns:m="http://schemas.openxmlformats.org/officeDocument/2006/math" xmlns:mc="http://schemas.openxmlformats.org/markup-compatibility/2006" xmlns:mo="http://schemas.microsoft.com/office/mac/office/2008/main" xmlns:mv="urn:schemas-microsoft-com:mac:vml" xmlns:o="urn:schemas-microsoft-com:office:office" xmlns:r="http://schemas.openxmlformats.org/officeDocument/2006/relationships" xmlns:v="urn:schemas-microsoft-com:vml" xmlns:w10="urn:schemas-microsoft-com:office:word" xmlns:w14="http://schemas.microsoft.com/office/word/2010/wordml" xmlns:w="http://schemas.openxmlformats.org/wordprocessingml/2006/main" xmlns:wne="http://schemas.microsoft.com/office/word/2006/wordml" xmlns:wp14="http://schemas.microsoft.com/office/word/2010/wordprocessingDrawing" xmlns:wp="http://schemas.openxmlformats.org/drawingml/2006/wordprocessingDrawing" xmlns:wpc="http://schemas.microsoft.com/office/word/2010/wordprocessingCanvas" xmlns:wpg="http://schemas.microsoft.com/office/word/2010/wordprocessingGroup" xmlns:wpi="http://schemas.microsoft.com/office/word/2010/wordprocessingInk" xmlns:wps="http://schemas.microsoft.com/office/word/2010/wordprocessingShape" mc:Ignorable="w14 wp14">
-  <w:p>
-    <w:pPr>
-      <w:pStyle w:val="Footer"/>
-      <w:jc w:val="center"/>
-    </w:pPr>
-    <w:r>
-      <w:t>Transition Team ♡  •  Life Skills • Career Readiness • Independence • Opportunity</w:t>
-    </w:r>
-  </w:p>
-</w:ftr>
 </file>
 
 <file path=word/numbering.xml><?xml version="1.0" encoding="utf-8"?>
@@ -523,7 +781,7 @@
     <w:rsid w:val="00FC693F"/>
     <w:rPr>
       <w:rFonts w:ascii="Aptos" w:hAnsi="Aptos"/>
-      <w:sz w:val="21"/>
+      <w:sz w:val="22"/>
     </w:rPr>
   </w:style>
   <w:style w:type="paragraph" w:styleId="Header">
@@ -585,11 +843,11 @@
       <w:outlineLvl w:val="0"/>
     </w:pPr>
     <w:rPr>
-      <w:rFonts w:asciiTheme="majorHAnsi" w:eastAsiaTheme="majorEastAsia" w:hAnsiTheme="majorHAnsi" w:cstheme="majorBidi"/>
+      <w:rFonts w:asciiTheme="majorHAnsi" w:eastAsiaTheme="majorEastAsia" w:hAnsiTheme="majorHAnsi" w:cstheme="majorBidi" w:ascii="Aptos Display" w:hAnsi="Aptos Display"/>
       <w:b/>
       <w:bCs/>
-      <w:color w:val="365F91" w:themeColor="accent1" w:themeShade="BF"/>
-      <w:sz w:val="28"/>
+      <w:color w:val="082F65"/>
+      <w:sz w:val="36"/>
       <w:szCs w:val="28"/>
     </w:rPr>
   </w:style>
@@ -609,11 +867,11 @@
       <w:outlineLvl w:val="1"/>
     </w:pPr>
     <w:rPr>
-      <w:rFonts w:asciiTheme="majorHAnsi" w:eastAsiaTheme="majorEastAsia" w:hAnsiTheme="majorHAnsi" w:cstheme="majorBidi"/>
+      <w:rFonts w:asciiTheme="majorHAnsi" w:eastAsiaTheme="majorEastAsia" w:hAnsiTheme="majorHAnsi" w:cstheme="majorBidi" w:ascii="Aptos Display" w:hAnsi="Aptos Display"/>
       <w:b/>
       <w:bCs/>
-      <w:color w:val="4F81BD" w:themeColor="accent1"/>
-      <w:sz w:val="26"/>
+      <w:color w:val="D3152D"/>
+      <w:sz w:val="28"/>
       <w:szCs w:val="26"/>
     </w:rPr>
   </w:style>
@@ -874,8 +1132,8 @@
       <w:contextualSpacing/>
     </w:pPr>
     <w:rPr>
-      <w:rFonts w:asciiTheme="majorHAnsi" w:eastAsiaTheme="majorEastAsia" w:hAnsiTheme="majorHAnsi" w:cstheme="majorBidi"/>
-      <w:color w:val="17365D" w:themeColor="text2" w:themeShade="BF"/>
+      <w:rFonts w:asciiTheme="majorHAnsi" w:eastAsiaTheme="majorEastAsia" w:hAnsiTheme="majorHAnsi" w:cstheme="majorBidi" w:ascii="Aptos Display" w:hAnsi="Aptos Display"/>
+      <w:color w:val="082F65"/>
       <w:spacing w:val="5"/>
       <w:kern w:val="28"/>
       <w:sz w:val="52"/>
